--- a/KUT_DOCS_WORKING/issued/KUT_BIM_Execution_Plan.docx
+++ b/KUT_DOCS_WORKING/issued/KUT_BIM_Execution_Plan.docx
@@ -151,7 +151,7 @@
               <w:rPr>
                 <w:sz w:val="18"/>
               </w:rPr>
-              <w:t>[FILL — S3 for review, or A1 on acceptance]</w:t>
+              <w:t>DRAFT — not issued (S0, work in progress)</w:t>
             </w:r>
           </w:p>
         </w:tc>
@@ -285,7 +285,7 @@
           <w:color w:val="7A7A7A"/>
           <w:sz w:val="16"/>
         </w:rPr>
-        <w:t>Issued through the Common Data Environment. Uncontrolled when printed.</w:t>
+        <w:t>Not yet issued through the Common Data Environment. Uncontrolled when printed.</w:t>
       </w:r>
     </w:p>
     <w:p>
@@ -42238,7 +42238,7 @@
         <w:color w:val="7A7A7A"/>
         <w:sz w:val="16"/>
       </w:rPr>
-      <w:t xml:space="preserve">KUT BIM Execution Plan   |   Rev P01   |   Page </w:t>
+      <w:t xml:space="preserve">KUT BIM Execution Plan   |   Rev P01 — DRAFT   |   Page </w:t>
     </w:r>
     <w:r>
       <w:rPr>

--- a/KUT_DOCS_WORKING/issued/KUT_BIM_Execution_Plan.docx
+++ b/KUT_DOCS_WORKING/issued/KUT_BIM_Execution_Plan.docx
@@ -286,6 +286,35 @@
           <w:sz w:val="16"/>
         </w:rPr>
         <w:t>Not yet issued through the Common Data Environment. Uncontrolled when printed.</w:t>
+      </w:r>
+    </w:p>
+    <w:p>
+      <w:pPr>
+        <w:pStyle w:val="Heading1"/>
+        <w:pBdr>
+          <w:bottom w:val="single" w:sz="8" w:space="4" w:color="1F3654"/>
+        </w:pBdr>
+      </w:pPr>
+      <w:r>
+        <w:t>Contents</w:t>
+      </w:r>
+    </w:p>
+    <w:p>
+      <w:r>
+        <w:fldChar w:fldCharType="begin"/>
+        <w:instrText xml:space="preserve"> TOC \o "1-3" \h \z \u </w:instrText>
+        <w:fldChar w:fldCharType="separate"/>
+      </w:r>
+      <w:r>
+        <w:rPr>
+          <w:i/>
+          <w:color w:val="7A7A7A"/>
+          <w:sz w:val="18"/>
+        </w:rPr>
+        <w:t>Right-click and choose Update Field to build the contents.</w:t>
+      </w:r>
+      <w:r>
+        <w:fldChar w:fldCharType="end"/>
       </w:r>
     </w:p>
     <w:p>

--- a/KUT_DOCS_WORKING/issued/KUT_BIM_Execution_Plan.docx
+++ b/KUT_DOCS_WORKING/issued/KUT_BIM_Execution_Plan.docx
@@ -290,12 +290,17 @@
     </w:p>
     <w:p>
       <w:pPr>
-        <w:pStyle w:val="Heading1"/>
         <w:pBdr>
           <w:bottom w:val="single" w:sz="8" w:space="4" w:color="1F3654"/>
         </w:pBdr>
       </w:pPr>
       <w:r>
+        <w:rPr>
+          <w:rFonts w:ascii="Calibri" w:hAnsi="Calibri"/>
+          <w:b/>
+          <w:color w:val="1F3654"/>
+          <w:sz w:val="32"/>
+        </w:rPr>
         <w:t>Contents</w:t>
       </w:r>
     </w:p>

--- a/KUT_DOCS_WORKING/issued/KUT_BIM_Execution_Plan.docx
+++ b/KUT_DOCS_WORKING/issued/KUT_BIM_Execution_Plan.docx
@@ -2,23 +2,37 @@
 <file path=word/document.xml><?xml version="1.0" encoding="utf-8"?>
 <w:document xmlns:wpc="http://schemas.microsoft.com/office/word/2010/wordprocessingCanvas" xmlns:mo="http://schemas.microsoft.com/office/mac/office/2008/main" xmlns:mc="http://schemas.openxmlformats.org/markup-compatibility/2006" xmlns:mv="urn:schemas-microsoft-com:mac:vml" xmlns:o="urn:schemas-microsoft-com:office:office" xmlns:r="http://schemas.openxmlformats.org/officeDocument/2006/relationships" xmlns:m="http://schemas.openxmlformats.org/officeDocument/2006/math" xmlns:v="urn:schemas-microsoft-com:vml" xmlns:wp14="http://schemas.microsoft.com/office/word/2010/wordprocessingDrawing" xmlns:wp="http://schemas.openxmlformats.org/drawingml/2006/wordprocessingDrawing" xmlns:w10="urn:schemas-microsoft-com:office:word" xmlns:w="http://schemas.openxmlformats.org/wordprocessingml/2006/main" xmlns:w14="http://schemas.microsoft.com/office/word/2010/wordml" xmlns:wpg="http://schemas.microsoft.com/office/word/2010/wordprocessingGroup" xmlns:wpi="http://schemas.microsoft.com/office/word/2010/wordprocessingInk" xmlns:wne="http://schemas.microsoft.com/office/word/2006/wordml" xmlns:wps="http://schemas.microsoft.com/office/word/2010/wordprocessingShape" mc:Ignorable="w14 wp14">
   <w:body>
+    <w:tbl>
+      <w:tblPr>
+        <w:tblW w:type="auto" w:w="0"/>
+        <w:tblLook w:firstColumn="1" w:firstRow="1" w:lastColumn="0" w:lastRow="0" w:noHBand="0" w:noVBand="1" w:val="04A0"/>
+      </w:tblPr>
+      <w:tblGrid>
+        <w:gridCol w:w="9412"/>
+      </w:tblGrid>
+      <w:tr>
+        <w:tc>
+          <w:tcPr>
+            <w:tcW w:type="dxa" w:w="9412"/>
+            <w:shd w:val="clear" w:fill="1F3654"/>
+          </w:tcPr>
+          <w:p>
+            <w:r>
+              <w:rPr>
+                <w:rFonts w:ascii="Calibri" w:hAnsi="Calibri"/>
+                <w:b/>
+                <w:color w:val="FFFFFF"/>
+                <w:sz w:val="24"/>
+              </w:rPr>
+              <w:t>KAMPALA UGANDA TEMPLE</w:t>
+            </w:r>
+          </w:p>
+        </w:tc>
+      </w:tr>
+    </w:tbl>
     <w:p/>
     <w:p/>
     <w:p/>
-    <w:p/>
-    <w:p>
-      <w:pPr>
-        <w:spacing w:after="40"/>
-      </w:pPr>
-      <w:r>
-        <w:rPr>
-          <w:b/>
-          <w:color w:val="444F5C"/>
-          <w:sz w:val="22"/>
-        </w:rPr>
-        <w:t>KAMPALA UGANDA TEMPLE</w:t>
-      </w:r>
-    </w:p>
     <w:p>
       <w:pPr>
         <w:spacing w:after="80"/>
@@ -57,6 +71,19 @@
     <w:p/>
     <w:p/>
     <w:p/>
+    <w:p>
+      <w:pPr>
+        <w:spacing w:after="60"/>
+      </w:pPr>
+      <w:r>
+        <w:rPr>
+          <w:b/>
+          <w:color w:val="444F5C"/>
+          <w:sz w:val="17"/>
+        </w:rPr>
+        <w:t>DOCUMENT CONTROL</w:t>
+      </w:r>
+    </w:p>
     <w:tbl>
       <w:tblPr>
         <w:tblW w:type="auto" w:w="0"/>
@@ -70,6 +97,7 @@
         <w:tc>
           <w:tcPr>
             <w:tcW w:type="dxa" w:w="2835"/>
+            <w:shd w:val="clear" w:fill="E8EDF3"/>
           </w:tcPr>
           <w:p>
             <w:r>
@@ -85,6 +113,7 @@
         <w:tc>
           <w:tcPr>
             <w:tcW w:type="dxa" w:w="6576"/>
+            <w:shd w:val="clear" w:fill="F4F6F9"/>
           </w:tcPr>
           <w:p>
             <w:r>
@@ -100,6 +129,7 @@
         <w:tc>
           <w:tcPr>
             <w:tcW w:type="dxa" w:w="2835"/>
+            <w:shd w:val="clear" w:fill="E8EDF3"/>
           </w:tcPr>
           <w:p>
             <w:r>
@@ -115,6 +145,7 @@
         <w:tc>
           <w:tcPr>
             <w:tcW w:type="dxa" w:w="6576"/>
+            <w:shd w:val="clear" w:fill="F4F6F9"/>
           </w:tcPr>
           <w:p>
             <w:r>
@@ -130,6 +161,7 @@
         <w:tc>
           <w:tcPr>
             <w:tcW w:type="dxa" w:w="2835"/>
+            <w:shd w:val="clear" w:fill="F6DBDB"/>
           </w:tcPr>
           <w:p>
             <w:r>
@@ -145,10 +177,13 @@
         <w:tc>
           <w:tcPr>
             <w:tcW w:type="dxa" w:w="6576"/>
-          </w:tcPr>
-          <w:p>
-            <w:r>
-              <w:rPr>
+            <w:shd w:val="clear" w:fill="FBEDED"/>
+          </w:tcPr>
+          <w:p>
+            <w:r>
+              <w:rPr>
+                <w:b/>
+                <w:color w:val="A00000"/>
                 <w:sz w:val="18"/>
               </w:rPr>
               <w:t>DRAFT — not issued (S0, work in progress)</w:t>
@@ -160,6 +195,7 @@
         <w:tc>
           <w:tcPr>
             <w:tcW w:type="dxa" w:w="2835"/>
+            <w:shd w:val="clear" w:fill="E8EDF3"/>
           </w:tcPr>
           <w:p>
             <w:r>
@@ -175,6 +211,7 @@
         <w:tc>
           <w:tcPr>
             <w:tcW w:type="dxa" w:w="6576"/>
+            <w:shd w:val="clear" w:fill="F4F6F9"/>
           </w:tcPr>
           <w:p>
             <w:r>
@@ -190,6 +227,7 @@
         <w:tc>
           <w:tcPr>
             <w:tcW w:type="dxa" w:w="2835"/>
+            <w:shd w:val="clear" w:fill="E8EDF3"/>
           </w:tcPr>
           <w:p>
             <w:r>
@@ -205,6 +243,7 @@
         <w:tc>
           <w:tcPr>
             <w:tcW w:type="dxa" w:w="6576"/>
+            <w:shd w:val="clear" w:fill="F4F6F9"/>
           </w:tcPr>
           <w:p>
             <w:r>
@@ -220,6 +259,7 @@
         <w:tc>
           <w:tcPr>
             <w:tcW w:type="dxa" w:w="2835"/>
+            <w:shd w:val="clear" w:fill="E8EDF3"/>
           </w:tcPr>
           <w:p>
             <w:r>
@@ -235,6 +275,7 @@
         <w:tc>
           <w:tcPr>
             <w:tcW w:type="dxa" w:w="6576"/>
+            <w:shd w:val="clear" w:fill="F4F6F9"/>
           </w:tcPr>
           <w:p>
             <w:r>
@@ -250,6 +291,7 @@
         <w:tc>
           <w:tcPr>
             <w:tcW w:type="dxa" w:w="2835"/>
+            <w:shd w:val="clear" w:fill="E8EDF3"/>
           </w:tcPr>
           <w:p>
             <w:r>
@@ -265,6 +307,7 @@
         <w:tc>
           <w:tcPr>
             <w:tcW w:type="dxa" w:w="6576"/>
+            <w:shd w:val="clear" w:fill="F4F6F9"/>
           </w:tcPr>
           <w:p>
             <w:r>
@@ -286,6 +329,11 @@
           <w:sz w:val="16"/>
         </w:rPr>
         <w:t>Not yet issued through the Common Data Environment. Uncontrolled when printed.</w:t>
+      </w:r>
+    </w:p>
+    <w:p>
+      <w:r>
+        <w:br w:type="page"/>
       </w:r>
     </w:p>
     <w:p>
@@ -320,6 +368,11 @@
       </w:r>
       <w:r>
         <w:fldChar w:fldCharType="end"/>
+      </w:r>
+    </w:p>
+    <w:p>
+      <w:r>
+        <w:br w:type="page"/>
       </w:r>
     </w:p>
     <w:p>
